--- a/Documents/Cover Letters/Wilson/5. Undertaking - Salaries.docx
+++ b/Documents/Cover Letters/Wilson/5. Undertaking - Salaries.docx
@@ -360,6 +360,7 @@
           <w:szCs w:val="24"/>
         </w:rPr>
       </w:pPr>
+      <w:proofErr w:type="spellStart"/>
       <w:r>
         <w:rPr>
           <w:rFonts w:asciiTheme="minorHAnsi" w:hAnsiTheme="minorHAnsi" w:cstheme="minorHAnsi"/>
@@ -368,7 +369,18 @@
           <w:szCs w:val="24"/>
           <w:lang w:val="en-CA"/>
         </w:rPr>
-        <w:t>Twinrain Technologies Solutions (PTY) Ltd is committed</w:t>
+        <w:t>Twinrain</w:t>
+      </w:r>
+      <w:proofErr w:type="spellEnd"/>
+      <w:r>
+        <w:rPr>
+          <w:rFonts w:asciiTheme="minorHAnsi" w:hAnsiTheme="minorHAnsi" w:cstheme="minorHAnsi"/>
+          <w:iCs/>
+          <w:color w:val="000000"/>
+          <w:szCs w:val="24"/>
+          <w:lang w:val="en-CA"/>
+        </w:rPr>
+        <w:t xml:space="preserve"> Technologies Solutions (PTY) Ltd is committed</w:t>
       </w:r>
       <w:r>
         <w:rPr>
@@ -722,19 +734,31 @@
           <w:sz w:val="24"/>
           <w:szCs w:val="24"/>
         </w:rPr>
-        <w:t>For Twinrain Technologies Solutions (PTY) Ltd</w:t>
-      </w:r>
-    </w:p>
-    <w:p>
-      <w:pPr>
-        <w:rPr>
-          <w:rFonts w:cstheme="minorHAnsi"/>
+        <w:t xml:space="preserve">For </w:t>
+      </w:r>
+      <w:proofErr w:type="spellStart"/>
+      <w:r>
+        <w:rPr>
+          <w:rFonts w:ascii="Calibri" w:eastAsia="Calibri" w:hAnsi="Calibri" w:cs="Calibri"/>
+          <w:b/>
+          <w:bCs/>
           <w:sz w:val="24"/>
           <w:szCs w:val="24"/>
         </w:rPr>
-      </w:pPr>
-    </w:p>
-    <w:p/>
+        <w:t>Twinrain</w:t>
+      </w:r>
+      <w:proofErr w:type="spellEnd"/>
+      <w:r>
+        <w:rPr>
+          <w:rFonts w:ascii="Calibri" w:eastAsia="Calibri" w:hAnsi="Calibri" w:cs="Calibri"/>
+          <w:b/>
+          <w:bCs/>
+          <w:sz w:val="24"/>
+          <w:szCs w:val="24"/>
+        </w:rPr>
+        <w:t xml:space="preserve"> Technologies Solutions (PTY) Ltd</w:t>
+      </w:r>
+    </w:p>
     <w:sectPr>
       <w:headerReference w:type="even" r:id="rId8"/>
       <w:headerReference w:type="default" r:id="rId9"/>
@@ -812,7 +836,29 @@
         <w:szCs w:val="14"/>
         <w:shd w:val="clear" w:color="auto" w:fill="FFFFFF"/>
       </w:rPr>
-      <w:t>Directors: S. Kakehongo (Director) N. Shikongo (Director)</w:t>
+      <w:t xml:space="preserve">Directors: S. </w:t>
+    </w:r>
+    <w:proofErr w:type="spellStart"/>
+    <w:r>
+      <w:rPr>
+        <w:rFonts w:ascii="Arial" w:hAnsi="Arial" w:cs="Arial"/>
+        <w:color w:val="002060"/>
+        <w:sz w:val="14"/>
+        <w:szCs w:val="14"/>
+        <w:shd w:val="clear" w:color="auto" w:fill="FFFFFF"/>
+      </w:rPr>
+      <w:t>Kakehongo</w:t>
+    </w:r>
+    <w:proofErr w:type="spellEnd"/>
+    <w:r>
+      <w:rPr>
+        <w:rFonts w:ascii="Arial" w:hAnsi="Arial" w:cs="Arial"/>
+        <w:color w:val="002060"/>
+        <w:sz w:val="14"/>
+        <w:szCs w:val="14"/>
+        <w:shd w:val="clear" w:color="auto" w:fill="FFFFFF"/>
+      </w:rPr>
+      <w:t xml:space="preserve"> (Director) N. Shikongo (Director)</w:t>
     </w:r>
   </w:p>
 </w:ftr>
